--- a/backend/word_templates/工程类/集团外工程/机械租赁/补充协议/3.合同交底记录表.docx
+++ b/backend/word_templates/工程类/集团外工程/机械租赁/补充协议/3.合同交底记录表.docx
@@ -119,7 +119,7 @@
             <w:r>
               <w:rPr>
                 <w:rFonts w:hint="eastAsia" w:ascii="仿宋_GB2312" w:hAnsi="Times New Roman" w:eastAsia="仿宋_GB2312"/>
-                <w:color w:val="auto"/>
+                <w:color w:val="0000FF"/>
                 <w:sz w:val="24"/>
                 <w:highlight w:val="none"/>
                 <w:lang w:val="en-US" w:eastAsia="zh-CN"/>
@@ -381,7 +381,7 @@
             <w:r>
               <w:rPr>
                 <w:rFonts w:hint="eastAsia" w:ascii="仿宋_GB2312" w:hAnsi="Times New Roman" w:eastAsia="仿宋_GB2312"/>
-                <w:color w:val="auto"/>
+                <w:color w:val="0000FF"/>
                 <w:sz w:val="24"/>
                 <w:highlight w:val="none"/>
                 <w:u w:val="single"/>
@@ -446,7 +446,7 @@
             <w:r>
               <w:rPr>
                 <w:rFonts w:hint="eastAsia" w:ascii="仿宋_GB2312" w:hAnsi="仿宋_GB2312" w:eastAsia="仿宋_GB2312" w:cs="仿宋_GB2312"/>
-                <w:color w:val="auto"/>
+                <w:color w:val="0000FF"/>
                 <w:sz w:val="24"/>
                 <w:highlight w:val="none"/>
                 <w:u w:val="single"/>
@@ -479,16 +479,25 @@
             <w:r>
               <w:rPr>
                 <w:rFonts w:hint="eastAsia" w:ascii="仿宋_GB2312" w:hAnsi="仿宋_GB2312" w:eastAsia="仿宋_GB2312" w:cs="仿宋_GB2312"/>
-                <w:color w:val="auto"/>
+                <w:color w:val="0000FF"/>
                 <w:sz w:val="24"/>
                 <w:highlight w:val="none"/>
                 <w:u w:val="single"/>
                 <w:lang w:val="en-US" w:eastAsia="zh-CN"/>
               </w:rPr>
-              <w:t>{{chengjiao_jine}}元</w:t>
-            </w:r>
-            <w:bookmarkStart w:id="0" w:name="_GoBack"/>
-            <w:bookmarkEnd w:id="0"/>
+              <w:t>{{chengjiao_jine}}</w:t>
+            </w:r>
+            <w:r>
+              <w:rPr>
+                <w:rFonts w:hint="eastAsia" w:ascii="仿宋_GB2312" w:hAnsi="仿宋_GB2312" w:eastAsia="仿宋_GB2312" w:cs="仿宋_GB2312"/>
+                <w:color w:val="auto"/>
+                <w:sz w:val="24"/>
+                <w:highlight w:val="none"/>
+                <w:u w:val="single"/>
+                <w:lang w:val="en-US" w:eastAsia="zh-CN"/>
+              </w:rPr>
+              <w:t>元</w:t>
+            </w:r>
           </w:p>
           <w:p>
             <w:pPr>
@@ -574,6 +583,8 @@
               </w:rPr>
               <w:t xml:space="preserve">              </w:t>
             </w:r>
+            <w:bookmarkStart w:id="0" w:name="_GoBack"/>
+            <w:bookmarkEnd w:id="0"/>
           </w:p>
           <w:p>
             <w:pPr>
